--- a/pr-preview/pr-69/chapters/04-effect-modification-tracked-changes.docx
+++ b/pr-preview/pr-69/chapters/04-effect-modification-tracked-changes.docx
@@ -2281,10 +2281,10 @@
             </w:r>
             <m:oMath>
               <m:r>
-                <m:t>P</m:t>
-              </m:r>
-              <m:r>
-                <m:t>r</m:t>
+                <m:rPr>
+                  <m:sty m:val="p"/>
+                </m:rPr>
+                <m:t>Pr</m:t>
               </m:r>
               <m:r>
                 <m:rPr>
@@ -2377,10 +2377,10 @@
             </w:r>
             <m:oMath>
               <m:r>
-                <m:t>P</m:t>
-              </m:r>
-              <m:r>
-                <m:t>r</m:t>
+                <m:rPr>
+                  <m:sty m:val="p"/>
+                </m:rPr>
+                <m:t>Pr</m:t>
               </m:r>
               <m:r>
                 <m:rPr>
@@ -2538,10 +2538,10 @@
             </w:r>
             <m:oMath>
               <m:r>
-                <m:t>P</m:t>
-              </m:r>
-              <m:r>
-                <m:t>r</m:t>
+                <m:rPr>
+                  <m:sty m:val="p"/>
+                </m:rPr>
+                <m:t>Pr</m:t>
               </m:r>
               <m:r>
                 <m:rPr>
@@ -2634,10 +2634,10 @@
             </w:r>
             <m:oMath>
               <m:r>
-                <m:t>P</m:t>
-              </m:r>
-              <m:r>
-                <m:t>r</m:t>
+                <m:rPr>
+                  <m:sty m:val="p"/>
+                </m:rPr>
+                <m:t>Pr</m:t>
               </m:r>
               <m:r>
                 <m:rPr>
